--- a/tests/fixtures/golden/sample_data_engineer.docx
+++ b/tests/fixtures/golden/sample_data_engineer.docx
@@ -28,8 +28,44 @@
         <w:jc w:val="center"/>
       </w:pPr>
       <w:r>
-        <w:t>jordan.rivera.sample@example.com | 555-0100 | Austin, TX | https://www.linkedin.com/in/jordan-rivera-sample | https://github.com/jordan-rivera-sample</w:t>
+        <w:t>jordan.rivera.sample@example.com</w:t>
       </w:r>
+      <w:r>
+        <w:t xml:space="preserve"> | </w:t>
+      </w:r>
+      <w:r>
+        <w:t>555-0100</w:t>
+      </w:r>
+      <w:r>
+        <w:t xml:space="preserve"> | </w:t>
+      </w:r>
+      <w:r>
+        <w:t>Austin, TX</w:t>
+      </w:r>
+      <w:r>
+        <w:t xml:space="preserve"> | </w:t>
+      </w:r>
+      <w:hyperlink r:id="rId9">
+        <w:r>
+          <w:rPr>
+            <w:color w:val="2563EB"/>
+            <w:u w:val="single"/>
+          </w:rPr>
+          <w:t>https://www.linkedin.com/in/jordan-rivera-sample</w:t>
+        </w:r>
+      </w:hyperlink>
+      <w:r>
+        <w:t xml:space="preserve"> | </w:t>
+      </w:r>
+      <w:hyperlink r:id="rId10">
+        <w:r>
+          <w:rPr>
+            <w:color w:val="2563EB"/>
+            <w:u w:val="single"/>
+          </w:rPr>
+          <w:t>https://github.com/jordan-rivera-sample</w:t>
+        </w:r>
+      </w:hyperlink>
     </w:p>
     <w:p>
       <w:pPr>
@@ -323,6 +359,11 @@
     <w:p>
       <w:r>
         <w:t>Data Engineering Fellow | Insight Data Bootcamp | Jan 2024 - Mar 2024</w:t>
+      </w:r>
+    </w:p>
+    <w:p>
+      <w:r>
+        <w:t>Authorized to work in the U.S. now under F-1 STEM OPT (no employer action required to hire); will require H-1B sponsorship to continue beyond OPT.</w:t>
       </w:r>
     </w:p>
     <w:sectPr>

--- a/tests/fixtures/golden/sample_data_engineer.docx
+++ b/tests/fixtures/golden/sample_data_engineer.docx
@@ -28,7 +28,7 @@
         <w:jc w:val="center"/>
       </w:pPr>
       <w:r>
-        <w:t>jordan.rivera.sample@example.com</w:t>
+        <w:t>Austin, TX</w:t>
       </w:r>
       <w:r>
         <w:t xml:space="preserve"> | </w:t>
@@ -40,7 +40,7 @@
         <w:t xml:space="preserve"> | </w:t>
       </w:r>
       <w:r>
-        <w:t>Austin, TX</w:t>
+        <w:t>jordan.rivera.sample@example.com</w:t>
       </w:r>
       <w:r>
         <w:t xml:space="preserve"> | </w:t>
@@ -48,7 +48,7 @@
       <w:hyperlink r:id="rId9">
         <w:r>
           <w:rPr>
-            <w:color w:val="2563EB"/>
+            <w:color w:val="000000"/>
             <w:u w:val="single"/>
           </w:rPr>
           <w:t>https://www.linkedin.com/in/jordan-rivera-sample</w:t>
@@ -60,7 +60,7 @@
       <w:hyperlink r:id="rId10">
         <w:r>
           <w:rPr>
-            <w:color w:val="2563EB"/>
+            <w:color w:val="000000"/>
             <w:u w:val="single"/>
           </w:rPr>
           <w:t>https://github.com/jordan-rivera-sample</w:t>
@@ -122,6 +122,9 @@
       </w:r>
     </w:p>
     <w:p>
+      <w:pPr>
+        <w:keepNext/>
+      </w:pPr>
       <w:r>
         <w:rPr>
           <w:b/>
@@ -130,6 +133,9 @@
       </w:r>
     </w:p>
     <w:p>
+      <w:pPr>
+        <w:keepNext/>
+      </w:pPr>
       <w:r>
         <w:t>Austin, TX | Jun 2024 - Present</w:t>
       </w:r>
@@ -137,6 +143,8 @@
     <w:p>
       <w:pPr>
         <w:pStyle w:val="ListBullet"/>
+        <w:keepNext/>
+        <w:keepLines/>
       </w:pPr>
       <w:r>
         <w:t>Rebuilt the nightly ingestion pipeline on Airflow, cutting failed-run incidents by roughly 40%.</w:t>
@@ -145,6 +153,8 @@
     <w:p>
       <w:pPr>
         <w:pStyle w:val="ListBullet"/>
+        <w:keepNext/>
+        <w:keepLines/>
       </w:pPr>
       <w:r>
         <w:t>Migrated a legacy warehouse to Snowflake, reducing query latency by roughly 3x for analytics dashboards.</w:t>
@@ -153,6 +163,8 @@
     <w:p>
       <w:pPr>
         <w:pStyle w:val="ListBullet"/>
+        <w:keepNext/>
+        <w:keepLines/>
       </w:pPr>
       <w:r>
         <w:t>Introduced dbt-based data quality tests, catching schema drift before it reached (roughly -15% downstream reporting errors).</w:t>
@@ -161,12 +173,16 @@
     <w:p>
       <w:pPr>
         <w:pStyle w:val="ListBullet"/>
+        <w:keepLines/>
       </w:pPr>
       <w:r>
         <w:t>Containerized the team's batch jobs with Docker and moved orchestration to Kubernetes, cutting deployment time by roughly 35%.</w:t>
       </w:r>
     </w:p>
     <w:p>
+      <w:pPr>
+        <w:keepNext/>
+      </w:pPr>
       <w:r>
         <w:rPr>
           <w:b/>
@@ -175,6 +191,9 @@
       </w:r>
     </w:p>
     <w:p>
+      <w:pPr>
+        <w:keepNext/>
+      </w:pPr>
       <w:r>
         <w:t>Remote | Jan 2024 - Sep 2024 (concurrent)</w:t>
       </w:r>
@@ -182,6 +201,8 @@
     <w:p>
       <w:pPr>
         <w:pStyle w:val="ListBullet"/>
+        <w:keepNext/>
+        <w:keepLines/>
       </w:pPr>
       <w:r>
         <w:t>Built a Kafka-based streaming pipeline processing 500GB/day across 12 sources.</w:t>
@@ -190,6 +211,8 @@
     <w:p>
       <w:pPr>
         <w:pStyle w:val="ListBullet"/>
+        <w:keepNext/>
+        <w:keepLines/>
       </w:pPr>
       <w:r>
         <w:t>Wrote Terraform modules to provision the team's AWS data infrastructure.</w:t>
@@ -198,12 +221,16 @@
     <w:p>
       <w:pPr>
         <w:pStyle w:val="ListBullet"/>
+        <w:keepLines/>
       </w:pPr>
       <w:r>
         <w:t>Tuned SQL queries against Redshift, cutting the daily reporting job's runtime by roughly 30%.</w:t>
       </w:r>
     </w:p>
     <w:p>
+      <w:pPr>
+        <w:keepNext/>
+      </w:pPr>
       <w:r>
         <w:rPr>
           <w:b/>
@@ -212,6 +239,9 @@
       </w:r>
     </w:p>
     <w:p>
+      <w:pPr>
+        <w:keepNext/>
+      </w:pPr>
       <w:r>
         <w:t>Chicago, IL | Mar 2023 - Dec 2023</w:t>
       </w:r>
@@ -219,6 +249,8 @@
     <w:p>
       <w:pPr>
         <w:pStyle w:val="ListBullet"/>
+        <w:keepNext/>
+        <w:keepLines/>
       </w:pPr>
       <w:r>
         <w:t>Wrote Scala Spark jobs on GCP Dataproc to process point-of-sale data across 300+ stores.</w:t>
@@ -227,6 +259,8 @@
     <w:p>
       <w:pPr>
         <w:pStyle w:val="ListBullet"/>
+        <w:keepNext/>
+        <w:keepLines/>
       </w:pPr>
       <w:r>
         <w:t>Built scikit-learn based anomaly detection for inventory counts, catching roughly 90% of known discrepancy cases in backtesting.</w:t>
@@ -235,6 +269,7 @@
     <w:p>
       <w:pPr>
         <w:pStyle w:val="ListBullet"/>
+        <w:keepLines/>
       </w:pPr>
       <w:r>
         <w:t>Created Tableau dashboards summarizing weekly inventory drift for regional operations managers.</w:t>
@@ -242,7 +277,7 @@
     </w:p>
     <w:p>
       <w:r>
-        <w:t>Earlier: Data Engineering Intern, Fabrikam Labs (Denver, CO, May 2016 - Aug 2016)</w:t>
+        <w:t>Earlier: Data Engineering Intern, Fabrikam Labs | Denver, CO | May 2016 - Aug 2016</w:t>
       </w:r>
     </w:p>
     <w:p>
@@ -254,6 +289,9 @@
       </w:r>
     </w:p>
     <w:p>
+      <w:pPr>
+        <w:keepNext/>
+      </w:pPr>
       <w:r>
         <w:rPr>
           <w:b/>
@@ -264,6 +302,8 @@
     <w:p>
       <w:pPr>
         <w:pStyle w:val="ListBullet"/>
+        <w:keepNext/>
+        <w:keepLines/>
       </w:pPr>
       <w:r>
         <w:t>Built a Streamlit dashboard tracking daily Snowflake compute spend, flagging anomalies roughly 24 hours faster than manual review.</w:t>
@@ -272,12 +312,16 @@
     <w:p>
       <w:pPr>
         <w:pStyle w:val="ListBullet"/>
+        <w:keepLines/>
       </w:pPr>
       <w:r>
         <w:t>Automated weekly cost reports using Python and the Snowflake API.</w:t>
       </w:r>
     </w:p>
     <w:p>
+      <w:pPr>
+        <w:keepNext/>
+      </w:pPr>
       <w:r>
         <w:rPr>
           <w:b/>
@@ -288,6 +332,8 @@
     <w:p>
       <w:pPr>
         <w:pStyle w:val="ListBullet"/>
+        <w:keepNext/>
+        <w:keepLines/>
       </w:pPr>
       <w:r>
         <w:t>Built a Spark-based feature pipeline feeding a demand forecasting model across 200+ store locations.</w:t>
@@ -296,12 +342,16 @@
     <w:p>
       <w:pPr>
         <w:pStyle w:val="ListBullet"/>
+        <w:keepLines/>
       </w:pPr>
       <w:r>
         <w:t>Reduced feature computation time by roughly 50% by rewriting a Pandas job in PySpark.</w:t>
       </w:r>
     </w:p>
     <w:p>
+      <w:pPr>
+        <w:keepNext/>
+      </w:pPr>
       <w:r>
         <w:rPr>
           <w:b/>
@@ -312,6 +362,8 @@
     <w:p>
       <w:pPr>
         <w:pStyle w:val="ListBullet"/>
+        <w:keepNext/>
+        <w:keepLines/>
       </w:pPr>
       <w:r>
         <w:t>Published an open-source dbt package for common data quality checks, adopted by roughly a dozen internal teams.</w:t>
@@ -320,6 +372,7 @@
     <w:p>
       <w:pPr>
         <w:pStyle w:val="ListBullet"/>
+        <w:keepLines/>
       </w:pPr>
       <w:r>
         <w:t>Wrote a Rust CLI companion tool for fast local validation before a dbt run, cutting local test time by roughly 60%.</w:t>
@@ -359,11 +412,6 @@
     <w:p>
       <w:r>
         <w:t>Data Engineering Fellow | Insight Data Bootcamp | Jan 2024 - Mar 2024</w:t>
-      </w:r>
-    </w:p>
-    <w:p>
-      <w:r>
-        <w:t>Authorized to work in the U.S. now under F-1 STEM OPT (no employer action required to hire); will require H-1B sponsorship to continue beyond OPT.</w:t>
       </w:r>
     </w:p>
     <w:sectPr>
